--- a/Task Document/Task 3/TASK 3 screenshort of setup.docx
+++ b/Task Document/Task 3/TASK 3 screenshort of setup.docx
@@ -5,6 +5,9 @@
     <w:p/>
     <w:p>
       <w:r>
+        <w:rPr>
+          <w:noProof/>
+        </w:rPr>
         <w:drawing>
           <wp:inline distT="0" distB="0" distL="0" distR="0" wp14:anchorId="4B402489" wp14:editId="4C8FBB04">
             <wp:extent cx="5943600" cy="2596515"/>
@@ -221,6 +224,9 @@
     </w:p>
     <w:p>
       <w:r>
+        <w:rPr>
+          <w:noProof/>
+        </w:rPr>
         <w:drawing>
           <wp:inline distT="0" distB="0" distL="0" distR="0" wp14:anchorId="094513A5" wp14:editId="64ACB8F7">
             <wp:extent cx="5943600" cy="2875280"/>
@@ -260,6 +266,9 @@
     </w:p>
     <w:p>
       <w:r>
+        <w:rPr>
+          <w:noProof/>
+        </w:rPr>
         <w:lastRenderedPageBreak/>
         <w:drawing>
           <wp:inline distT="0" distB="0" distL="0" distR="0" wp14:anchorId="6FDD8C5F" wp14:editId="5F5960EA">
@@ -305,6 +314,9 @@
     </w:p>
     <w:p>
       <w:r>
+        <w:rPr>
+          <w:noProof/>
+        </w:rPr>
         <w:drawing>
           <wp:inline distT="0" distB="0" distL="0" distR="0" wp14:anchorId="40E64AA2" wp14:editId="4BE504BC">
             <wp:extent cx="5943600" cy="2127885"/>
@@ -344,6 +356,9 @@
     </w:p>
     <w:p>
       <w:r>
+        <w:rPr>
+          <w:noProof/>
+        </w:rPr>
         <w:drawing>
           <wp:inline distT="0" distB="0" distL="0" distR="0" wp14:anchorId="307633DC" wp14:editId="1E1386B1">
             <wp:extent cx="5943600" cy="1355725"/>
@@ -396,6 +411,9 @@
     </w:p>
     <w:p>
       <w:r>
+        <w:rPr>
+          <w:noProof/>
+        </w:rPr>
         <w:lastRenderedPageBreak/>
         <w:drawing>
           <wp:inline distT="0" distB="0" distL="0" distR="0" wp14:anchorId="4555D671" wp14:editId="7825340B">
@@ -436,6 +454,9 @@
     </w:p>
     <w:p>
       <w:r>
+        <w:rPr>
+          <w:noProof/>
+        </w:rPr>
         <w:drawing>
           <wp:inline distT="0" distB="0" distL="0" distR="0" wp14:anchorId="7AC9A200" wp14:editId="433400B1">
             <wp:extent cx="5943600" cy="1679575"/>
@@ -475,6 +496,9 @@
     </w:p>
     <w:p>
       <w:r>
+        <w:rPr>
+          <w:noProof/>
+        </w:rPr>
         <w:drawing>
           <wp:inline distT="0" distB="0" distL="0" distR="0" wp14:anchorId="052A1FB7" wp14:editId="587CED84">
             <wp:extent cx="5943600" cy="1426210"/>
@@ -514,6 +538,9 @@
     </w:p>
     <w:p>
       <w:r>
+        <w:rPr>
+          <w:noProof/>
+        </w:rPr>
         <w:drawing>
           <wp:inline distT="0" distB="0" distL="0" distR="0" wp14:anchorId="096E35E9" wp14:editId="7F7AE04B">
             <wp:extent cx="5943600" cy="1235710"/>
@@ -553,6 +580,9 @@
     </w:p>
     <w:p>
       <w:r>
+        <w:rPr>
+          <w:noProof/>
+        </w:rPr>
         <w:drawing>
           <wp:inline distT="0" distB="0" distL="0" distR="0" wp14:anchorId="42DF469A" wp14:editId="4B26EC6F">
             <wp:extent cx="5943600" cy="1308735"/>
@@ -592,6 +622,9 @@
     </w:p>
     <w:p>
       <w:r>
+        <w:rPr>
+          <w:noProof/>
+        </w:rPr>
         <w:lastRenderedPageBreak/>
         <w:drawing>
           <wp:inline distT="0" distB="0" distL="0" distR="0" wp14:anchorId="1012898D" wp14:editId="4F5251F0">
@@ -618,6 +651,84 @@
                     <a:xfrm>
                       <a:off x="0" y="0"/>
                       <a:ext cx="5943600" cy="1313815"/>
+                    </a:xfrm>
+                    <a:prstGeom prst="rect">
+                      <a:avLst/>
+                    </a:prstGeom>
+                  </pic:spPr>
+                </pic:pic>
+              </a:graphicData>
+            </a:graphic>
+          </wp:inline>
+        </w:drawing>
+      </w:r>
+    </w:p>
+    <w:p>
+      <w:r>
+        <w:drawing>
+          <wp:inline distT="0" distB="0" distL="0" distR="0" wp14:anchorId="13DF603C" wp14:editId="77AB9E54">
+            <wp:extent cx="5943600" cy="4589780"/>
+            <wp:effectExtent l="0" t="0" r="0" b="1270"/>
+            <wp:docPr id="1610729453" name="Picture 1"/>
+            <wp:cNvGraphicFramePr>
+              <a:graphicFrameLocks xmlns:a="http://schemas.openxmlformats.org/drawingml/2006/main" noChangeAspect="1"/>
+            </wp:cNvGraphicFramePr>
+            <a:graphic xmlns:a="http://schemas.openxmlformats.org/drawingml/2006/main">
+              <a:graphicData uri="http://schemas.openxmlformats.org/drawingml/2006/picture">
+                <pic:pic xmlns:pic="http://schemas.openxmlformats.org/drawingml/2006/picture">
+                  <pic:nvPicPr>
+                    <pic:cNvPr id="1610729453" name=""/>
+                    <pic:cNvPicPr/>
+                  </pic:nvPicPr>
+                  <pic:blipFill>
+                    <a:blip r:embed="rId19"/>
+                    <a:stretch>
+                      <a:fillRect/>
+                    </a:stretch>
+                  </pic:blipFill>
+                  <pic:spPr>
+                    <a:xfrm>
+                      <a:off x="0" y="0"/>
+                      <a:ext cx="5943600" cy="4589780"/>
+                    </a:xfrm>
+                    <a:prstGeom prst="rect">
+                      <a:avLst/>
+                    </a:prstGeom>
+                  </pic:spPr>
+                </pic:pic>
+              </a:graphicData>
+            </a:graphic>
+          </wp:inline>
+        </w:drawing>
+      </w:r>
+    </w:p>
+    <w:p>
+      <w:r>
+        <w:drawing>
+          <wp:inline distT="0" distB="0" distL="0" distR="0" wp14:anchorId="7506D18C" wp14:editId="50A9E022">
+            <wp:extent cx="5943600" cy="1089660"/>
+            <wp:effectExtent l="0" t="0" r="0" b="0"/>
+            <wp:docPr id="650963054" name="Picture 1"/>
+            <wp:cNvGraphicFramePr>
+              <a:graphicFrameLocks xmlns:a="http://schemas.openxmlformats.org/drawingml/2006/main" noChangeAspect="1"/>
+            </wp:cNvGraphicFramePr>
+            <a:graphic xmlns:a="http://schemas.openxmlformats.org/drawingml/2006/main">
+              <a:graphicData uri="http://schemas.openxmlformats.org/drawingml/2006/picture">
+                <pic:pic xmlns:pic="http://schemas.openxmlformats.org/drawingml/2006/picture">
+                  <pic:nvPicPr>
+                    <pic:cNvPr id="650963054" name=""/>
+                    <pic:cNvPicPr/>
+                  </pic:nvPicPr>
+                  <pic:blipFill>
+                    <a:blip r:embed="rId20"/>
+                    <a:stretch>
+                      <a:fillRect/>
+                    </a:stretch>
+                  </pic:blipFill>
+                  <pic:spPr>
+                    <a:xfrm>
+                      <a:off x="0" y="0"/>
+                      <a:ext cx="5943600" cy="1089660"/>
                     </a:xfrm>
                     <a:prstGeom prst="rect">
                       <a:avLst/>
@@ -1243,6 +1354,7 @@
   <w:style w:type="character" w:default="1" w:styleId="DefaultParagraphFont">
     <w:name w:val="Default Paragraph Font"/>
     <w:uiPriority w:val="1"/>
+    <w:semiHidden/>
     <w:unhideWhenUsed/>
   </w:style>
   <w:style w:type="table" w:default="1" w:styleId="TableNormal">
